--- a/Prep/Storyline.docx
+++ b/Prep/Storyline.docx
@@ -267,7 +267,7 @@
           <w:noProof/>
           <w:kern w:val="0"/>
         </w:rPr>
-        <w:pict w14:anchorId="41253175">
+        <w:pict w14:anchorId="70FFBF1B">
           <v:rect id="_x0000_i1051" alt="" style="width:468pt;height:.05pt;mso-width-percent:0;mso-height-percent:0;mso-width-percent:0;mso-height-percent:0" o:hralign="center" o:hrstd="t" o:hr="t" fillcolor="#a0a0a0" stroked="f"/>
         </w:pict>
       </w:r>
@@ -663,7 +663,7 @@
           <w:noProof/>
           <w:kern w:val="0"/>
         </w:rPr>
-        <w:pict w14:anchorId="0D978D34">
+        <w:pict w14:anchorId="75AF4BB9">
           <v:rect id="_x0000_i1050" alt="" style="width:468pt;height:.05pt;mso-width-percent:0;mso-height-percent:0;mso-width-percent:0;mso-height-percent:0" o:hralign="center" o:hrstd="t" o:hr="t" fillcolor="#a0a0a0" stroked="f"/>
         </w:pict>
       </w:r>
@@ -1669,7 +1669,7 @@
           <w:noProof/>
           <w:kern w:val="0"/>
         </w:rPr>
-        <w:pict w14:anchorId="2445E23D">
+        <w:pict w14:anchorId="17C47CD0">
           <v:rect id="_x0000_i1049" alt="" style="width:468pt;height:.05pt;mso-width-percent:0;mso-height-percent:0;mso-width-percent:0;mso-height-percent:0" o:hralign="center" o:hrstd="t" o:hr="t" fillcolor="#a0a0a0" stroked="f"/>
         </w:pict>
       </w:r>
@@ -1811,7 +1811,7 @@
           <w:noProof/>
           <w:kern w:val="0"/>
         </w:rPr>
-        <w:pict w14:anchorId="07CC7CF2">
+        <w:pict w14:anchorId="010AAE92">
           <v:rect id="_x0000_i1048" alt="" style="width:468pt;height:.05pt;mso-width-percent:0;mso-height-percent:0;mso-width-percent:0;mso-height-percent:0" o:hralign="center" o:hrstd="t" o:hr="t" fillcolor="#a0a0a0" stroked="f"/>
         </w:pict>
       </w:r>
@@ -4021,7 +4021,7 @@
           <w:noProof/>
           <w:kern w:val="0"/>
         </w:rPr>
-        <w:pict w14:anchorId="05E743C2">
+        <w:pict w14:anchorId="6C569E0A">
           <v:rect id="_x0000_i1047" alt="" style="width:468pt;height:.05pt;mso-width-percent:0;mso-height-percent:0;mso-width-percent:0;mso-height-percent:0" o:hralign="center" o:hrstd="t" o:hr="t" fillcolor="#a0a0a0" stroked="f"/>
         </w:pict>
       </w:r>
@@ -4356,7 +4356,7 @@
           <w:noProof/>
           <w:kern w:val="0"/>
         </w:rPr>
-        <w:pict w14:anchorId="045F8364">
+        <w:pict w14:anchorId="239C0183">
           <v:rect id="_x0000_i1046" alt="" style="width:468pt;height:.05pt;mso-width-percent:0;mso-height-percent:0;mso-width-percent:0;mso-height-percent:0" o:hralign="center" o:hrstd="t" o:hr="t" fillcolor="#a0a0a0" stroked="f"/>
         </w:pict>
       </w:r>
@@ -4751,7 +4751,7 @@
           <w:noProof/>
           <w:kern w:val="0"/>
         </w:rPr>
-        <w:pict w14:anchorId="168113CC">
+        <w:pict w14:anchorId="401458D3">
           <v:rect id="_x0000_i1045" alt="" style="width:468pt;height:.05pt;mso-width-percent:0;mso-height-percent:0;mso-width-percent:0;mso-height-percent:0" o:hralign="center" o:hrstd="t" o:hr="t" fillcolor="#a0a0a0" stroked="f"/>
         </w:pict>
       </w:r>
@@ -5170,7 +5170,7 @@
           <w:kern w:val="0"/>
         </w:rPr>
         <w:lastRenderedPageBreak/>
-        <w:pict w14:anchorId="765D1AB0">
+        <w:pict w14:anchorId="4056503C">
           <v:rect id="_x0000_i1044" alt="" style="width:468pt;height:.05pt;mso-width-percent:0;mso-height-percent:0;mso-width-percent:0;mso-height-percent:0" o:hralign="center" o:hrstd="t" o:hr="t" fillcolor="#a0a0a0" stroked="f"/>
         </w:pict>
       </w:r>
@@ -6352,7 +6352,7 @@
           <w:noProof/>
           <w:kern w:val="0"/>
         </w:rPr>
-        <w:pict w14:anchorId="2C05BE49">
+        <w:pict w14:anchorId="49DF7D6F">
           <v:rect id="_x0000_i1043" alt="" style="width:468pt;height:.05pt;mso-width-percent:0;mso-height-percent:0;mso-width-percent:0;mso-height-percent:0" o:hralign="center" o:hrstd="t" o:hr="t" fillcolor="#a0a0a0" stroked="f"/>
         </w:pict>
       </w:r>
@@ -7357,7 +7357,7 @@
           <w:noProof/>
           <w:kern w:val="0"/>
         </w:rPr>
-        <w:pict w14:anchorId="3C5060E9">
+        <w:pict w14:anchorId="2FCF900A">
           <v:rect id="_x0000_i1042" alt="" style="width:468pt;height:.05pt;mso-width-percent:0;mso-height-percent:0;mso-width-percent:0;mso-height-percent:0" o:hralign="center" o:hrstd="t" o:hr="t" fillcolor="#a0a0a0" stroked="f"/>
         </w:pict>
       </w:r>
@@ -7937,7 +7937,7 @@
           <w:noProof/>
           <w:kern w:val="0"/>
         </w:rPr>
-        <w:pict w14:anchorId="7845B856">
+        <w:pict w14:anchorId="6EE8FD5F">
           <v:rect id="_x0000_i1041" alt="" style="width:468pt;height:.05pt;mso-width-percent:0;mso-height-percent:0;mso-width-percent:0;mso-height-percent:0" o:hralign="center" o:hrstd="t" o:hr="t" fillcolor="#a0a0a0" stroked="f"/>
         </w:pict>
       </w:r>
@@ -8352,7 +8352,7 @@
           <w:noProof/>
           <w:kern w:val="0"/>
         </w:rPr>
-        <w:pict w14:anchorId="05F232D3">
+        <w:pict w14:anchorId="3F13B3D1">
           <v:rect id="_x0000_i1040" alt="" style="width:468pt;height:.05pt;mso-width-percent:0;mso-height-percent:0;mso-width-percent:0;mso-height-percent:0" o:hralign="center" o:hrstd="t" o:hr="t" fillcolor="#a0a0a0" stroked="f"/>
         </w:pict>
       </w:r>
@@ -9015,7 +9015,7 @@
           <w:noProof/>
           <w:kern w:val="0"/>
         </w:rPr>
-        <w:pict w14:anchorId="19FED2FC">
+        <w:pict w14:anchorId="6A386818">
           <v:rect id="_x0000_i1039" alt="" style="width:468pt;height:.05pt;mso-width-percent:0;mso-height-percent:0;mso-width-percent:0;mso-height-percent:0" o:hralign="center" o:hrstd="t" o:hr="t" fillcolor="#a0a0a0" stroked="f"/>
         </w:pict>
       </w:r>
@@ -9923,7 +9923,7 @@
           <w:kern w:val="0"/>
         </w:rPr>
         <w:lastRenderedPageBreak/>
-        <w:pict w14:anchorId="6FE416A7">
+        <w:pict w14:anchorId="3E21B8B5">
           <v:rect id="_x0000_i1038" alt="" style="width:468pt;height:.05pt;mso-width-percent:0;mso-height-percent:0;mso-width-percent:0;mso-height-percent:0" o:hralign="center" o:hrstd="t" o:hr="t" fillcolor="#a0a0a0" stroked="f"/>
         </w:pict>
       </w:r>
@@ -10367,7 +10367,7 @@
           <w:noProof/>
           <w:kern w:val="0"/>
         </w:rPr>
-        <w:pict w14:anchorId="05FE6F77">
+        <w:pict w14:anchorId="02D89BA2">
           <v:rect id="_x0000_i1037" alt="" style="width:468pt;height:.05pt;mso-width-percent:0;mso-height-percent:0;mso-width-percent:0;mso-height-percent:0" o:hralign="center" o:hrstd="t" o:hr="t" fillcolor="#a0a0a0" stroked="f"/>
         </w:pict>
       </w:r>
@@ -11075,7 +11075,7 @@
           <w:noProof/>
           <w:kern w:val="0"/>
         </w:rPr>
-        <w:pict w14:anchorId="4EA5BF57">
+        <w:pict w14:anchorId="25185458">
           <v:rect id="_x0000_i1036" alt="" style="width:468pt;height:.05pt;mso-width-percent:0;mso-height-percent:0;mso-width-percent:0;mso-height-percent:0" o:hralign="center" o:hrstd="t" o:hr="t" fillcolor="#a0a0a0" stroked="f"/>
         </w:pict>
       </w:r>
@@ -11439,7 +11439,7 @@
           <w:noProof/>
           <w:kern w:val="0"/>
         </w:rPr>
-        <w:pict w14:anchorId="71B7084A">
+        <w:pict w14:anchorId="4149B34C">
           <v:rect id="_x0000_i1035" alt="" style="width:468pt;height:.05pt;mso-width-percent:0;mso-height-percent:0;mso-width-percent:0;mso-height-percent:0" o:hralign="center" o:hrstd="t" o:hr="t" fillcolor="#a0a0a0" stroked="f"/>
         </w:pict>
       </w:r>
@@ -11602,7 +11602,7 @@
           <w:noProof/>
           <w:kern w:val="0"/>
         </w:rPr>
-        <w:pict w14:anchorId="52BBA621">
+        <w:pict w14:anchorId="2B00E6EC">
           <v:rect id="_x0000_i1034" alt="" style="width:468pt;height:.05pt;mso-width-percent:0;mso-height-percent:0;mso-width-percent:0;mso-height-percent:0" o:hralign="center" o:hrstd="t" o:hr="t" fillcolor="#a0a0a0" stroked="f"/>
         </w:pict>
       </w:r>
@@ -11766,7 +11766,7 @@
           <w:noProof/>
           <w:kern w:val="0"/>
         </w:rPr>
-        <w:pict w14:anchorId="36CF5B36">
+        <w:pict w14:anchorId="63545E79">
           <v:rect id="_x0000_i1033" alt="" style="width:468pt;height:.05pt;mso-width-percent:0;mso-height-percent:0;mso-width-percent:0;mso-height-percent:0" o:hralign="center" o:hrstd="t" o:hr="t" fillcolor="#a0a0a0" stroked="f"/>
         </w:pict>
       </w:r>
@@ -11929,7 +11929,7 @@
           <w:noProof/>
           <w:kern w:val="0"/>
         </w:rPr>
-        <w:pict w14:anchorId="4C3DBCD6">
+        <w:pict w14:anchorId="05CE2174">
           <v:rect id="_x0000_i1032" alt="" style="width:468pt;height:.05pt;mso-width-percent:0;mso-height-percent:0;mso-width-percent:0;mso-height-percent:0" o:hralign="center" o:hrstd="t" o:hr="t" fillcolor="#a0a0a0" stroked="f"/>
         </w:pict>
       </w:r>
@@ -12326,7 +12326,7 @@
           <w:noProof/>
           <w:kern w:val="0"/>
         </w:rPr>
-        <w:pict w14:anchorId="4571900D">
+        <w:pict w14:anchorId="01933D0D">
           <v:rect id="_x0000_i1031" alt="" style="width:468pt;height:.05pt;mso-width-percent:0;mso-height-percent:0;mso-width-percent:0;mso-height-percent:0" o:hralign="center" o:hrstd="t" o:hr="t" fillcolor="#a0a0a0" stroked="f"/>
         </w:pict>
       </w:r>
@@ -12432,7 +12432,7 @@
           <w:noProof/>
           <w:kern w:val="0"/>
         </w:rPr>
-        <w:pict w14:anchorId="0B406C20">
+        <w:pict w14:anchorId="7E306240">
           <v:rect id="_x0000_i1030" alt="" style="width:468pt;height:.05pt;mso-width-percent:0;mso-height-percent:0;mso-width-percent:0;mso-height-percent:0" o:hralign="center" o:hrstd="t" o:hr="t" fillcolor="#a0a0a0" stroked="f"/>
         </w:pict>
       </w:r>
@@ -12584,7 +12584,7 @@
           <w:noProof/>
           <w:kern w:val="0"/>
         </w:rPr>
-        <w:pict w14:anchorId="1FD55FE4">
+        <w:pict w14:anchorId="73B39434">
           <v:rect id="_x0000_i1029" alt="" style="width:468pt;height:.05pt;mso-width-percent:0;mso-height-percent:0;mso-width-percent:0;mso-height-percent:0" o:hralign="center" o:hrstd="t" o:hr="t" fillcolor="#a0a0a0" stroked="f"/>
         </w:pict>
       </w:r>
@@ -12849,7 +12849,7 @@
           <w:noProof/>
           <w:kern w:val="0"/>
         </w:rPr>
-        <w:pict w14:anchorId="411EBE18">
+        <w:pict w14:anchorId="1811B29C">
           <v:rect id="_x0000_i1028" alt="" style="width:468pt;height:.05pt;mso-width-percent:0;mso-height-percent:0;mso-width-percent:0;mso-height-percent:0" o:hralign="center" o:hrstd="t" o:hr="t" fillcolor="#a0a0a0" stroked="f"/>
         </w:pict>
       </w:r>
@@ -12969,7 +12969,7 @@
           <w:noProof/>
           <w:kern w:val="0"/>
         </w:rPr>
-        <w:pict w14:anchorId="1C7B1AF0">
+        <w:pict w14:anchorId="03D156B7">
           <v:rect id="_x0000_i1027" alt="" style="width:468pt;height:.05pt;mso-width-percent:0;mso-height-percent:0;mso-width-percent:0;mso-height-percent:0" o:hralign="center" o:hrstd="t" o:hr="t" fillcolor="#a0a0a0" stroked="f"/>
         </w:pict>
       </w:r>
@@ -13144,7 +13144,7 @@
           <w:noProof/>
           <w:kern w:val="0"/>
         </w:rPr>
-        <w:pict w14:anchorId="28E1F2AC">
+        <w:pict w14:anchorId="27C96D3A">
           <v:rect id="_x0000_i1026" alt="" style="width:468pt;height:.05pt;mso-width-percent:0;mso-height-percent:0;mso-width-percent:0;mso-height-percent:0" o:hralign="center" o:hrstd="t" o:hr="t" fillcolor="#a0a0a0" stroked="f"/>
         </w:pict>
       </w:r>
@@ -13282,7 +13282,7 @@
           <w:noProof/>
           <w:kern w:val="0"/>
         </w:rPr>
-        <w:pict w14:anchorId="7561E6F4">
+        <w:pict w14:anchorId="751EE331">
           <v:rect id="_x0000_i1025" alt="" style="width:468pt;height:.05pt;mso-width-percent:0;mso-height-percent:0;mso-width-percent:0;mso-height-percent:0" o:hralign="center" o:hrstd="t" o:hr="t" fillcolor="#a0a0a0" stroked="f"/>
         </w:pict>
       </w:r>
@@ -13404,6 +13404,1084 @@
           <w14:ligatures w14:val="none"/>
         </w:rPr>
         <w:t>Overall, this system enables proactive churn management, reduced customer loss, and improved lifetime value rather than reactive churn reporting.</w:t>
+      </w:r>
+    </w:p>
+    <w:p>
+      <w:pPr>
+        <w:spacing w:before="100" w:beforeAutospacing="1" w:after="100" w:afterAutospacing="1" w:line="240" w:lineRule="auto"/>
+        <w:rPr>
+          <w:rFonts w:ascii="Times New Roman" w:eastAsia="Times New Roman" w:hAnsi="Times New Roman" w:cs="Times New Roman"/>
+          <w:kern w:val="0"/>
+          <w14:ligatures w14:val="none"/>
+        </w:rPr>
+      </w:pPr>
+      <w:r>
+        <w:rPr>
+          <w:rFonts w:ascii="Times New Roman" w:eastAsia="Times New Roman" w:hAnsi="Times New Roman" w:cs="Times New Roman"/>
+          <w:kern w:val="0"/>
+          <w14:ligatures w14:val="none"/>
+        </w:rPr>
+        <w:t>Every number in the dashboard image checks out against the CSV. Here's the verification, line by line:</w:t>
+      </w:r>
+    </w:p>
+    <w:tbl>
+      <w:tblPr>
+        <w:tblW w:w="0" w:type="auto"/>
+        <w:tblCellSpacing w:w="15" w:type="dxa"/>
+        <w:tblCellMar>
+          <w:top w:w="15" w:type="dxa"/>
+          <w:left w:w="15" w:type="dxa"/>
+          <w:bottom w:w="15" w:type="dxa"/>
+          <w:right w:w="15" w:type="dxa"/>
+        </w:tblCellMar>
+        <w:tblLook w:val="04A0" w:firstRow="1" w:lastRow="0" w:firstColumn="1" w:lastColumn="0" w:noHBand="0" w:noVBand="1"/>
+      </w:tblPr>
+      <w:tblGrid>
+        <w:gridCol w:w="3878"/>
+        <w:gridCol w:w="4740"/>
+        <w:gridCol w:w="742"/>
+      </w:tblGrid>
+      <w:tr>
+        <w:trPr>
+          <w:tblHeader/>
+          <w:tblCellSpacing w:w="15" w:type="dxa"/>
+        </w:trPr>
+        <w:tc>
+          <w:tcPr>
+            <w:tcW w:w="0" w:type="auto"/>
+            <w:vAlign w:val="center"/>
+            <w:hideMark/>
+          </w:tcPr>
+          <w:p>
+            <w:pPr>
+              <w:spacing w:after="0" w:line="240" w:lineRule="auto"/>
+              <w:jc w:val="center"/>
+              <w:rPr>
+                <w:rFonts w:ascii="Times New Roman" w:eastAsia="Times New Roman" w:hAnsi="Times New Roman" w:cs="Times New Roman"/>
+                <w:b/>
+                <w:bCs/>
+                <w:kern w:val="0"/>
+                <w14:ligatures w14:val="none"/>
+              </w:rPr>
+            </w:pPr>
+            <w:r>
+              <w:rPr>
+                <w:rFonts w:ascii="Times New Roman" w:eastAsia="Times New Roman" w:hAnsi="Times New Roman" w:cs="Times New Roman"/>
+                <w:b/>
+                <w:bCs/>
+                <w:kern w:val="0"/>
+                <w14:ligatures w14:val="none"/>
+              </w:rPr>
+              <w:t>Dashboard value</w:t>
+            </w:r>
+          </w:p>
+        </w:tc>
+        <w:tc>
+          <w:tcPr>
+            <w:tcW w:w="0" w:type="auto"/>
+            <w:vAlign w:val="center"/>
+            <w:hideMark/>
+          </w:tcPr>
+          <w:p>
+            <w:pPr>
+              <w:spacing w:after="0" w:line="240" w:lineRule="auto"/>
+              <w:jc w:val="center"/>
+              <w:rPr>
+                <w:rFonts w:ascii="Times New Roman" w:eastAsia="Times New Roman" w:hAnsi="Times New Roman" w:cs="Times New Roman"/>
+                <w:b/>
+                <w:bCs/>
+                <w:kern w:val="0"/>
+                <w14:ligatures w14:val="none"/>
+              </w:rPr>
+            </w:pPr>
+            <w:r>
+              <w:rPr>
+                <w:rFonts w:ascii="Times New Roman" w:eastAsia="Times New Roman" w:hAnsi="Times New Roman" w:cs="Times New Roman"/>
+                <w:b/>
+                <w:bCs/>
+                <w:kern w:val="0"/>
+                <w14:ligatures w14:val="none"/>
+              </w:rPr>
+              <w:t>Verified from CSV</w:t>
+            </w:r>
+          </w:p>
+        </w:tc>
+        <w:tc>
+          <w:tcPr>
+            <w:tcW w:w="0" w:type="auto"/>
+            <w:vAlign w:val="center"/>
+            <w:hideMark/>
+          </w:tcPr>
+          <w:p>
+            <w:pPr>
+              <w:spacing w:after="0" w:line="240" w:lineRule="auto"/>
+              <w:jc w:val="center"/>
+              <w:rPr>
+                <w:rFonts w:ascii="Times New Roman" w:eastAsia="Times New Roman" w:hAnsi="Times New Roman" w:cs="Times New Roman"/>
+                <w:b/>
+                <w:bCs/>
+                <w:kern w:val="0"/>
+                <w14:ligatures w14:val="none"/>
+              </w:rPr>
+            </w:pPr>
+            <w:r>
+              <w:rPr>
+                <w:rFonts w:ascii="Times New Roman" w:eastAsia="Times New Roman" w:hAnsi="Times New Roman" w:cs="Times New Roman"/>
+                <w:b/>
+                <w:bCs/>
+                <w:kern w:val="0"/>
+                <w14:ligatures w14:val="none"/>
+              </w:rPr>
+              <w:t>Match</w:t>
+            </w:r>
+          </w:p>
+        </w:tc>
+      </w:tr>
+      <w:tr>
+        <w:trPr>
+          <w:tblCellSpacing w:w="15" w:type="dxa"/>
+        </w:trPr>
+        <w:tc>
+          <w:tcPr>
+            <w:tcW w:w="0" w:type="auto"/>
+            <w:vAlign w:val="center"/>
+            <w:hideMark/>
+          </w:tcPr>
+          <w:p>
+            <w:pPr>
+              <w:spacing w:after="0" w:line="240" w:lineRule="auto"/>
+              <w:rPr>
+                <w:rFonts w:ascii="Times New Roman" w:eastAsia="Times New Roman" w:hAnsi="Times New Roman" w:cs="Times New Roman"/>
+                <w:kern w:val="0"/>
+                <w14:ligatures w14:val="none"/>
+              </w:rPr>
+            </w:pPr>
+            <w:r>
+              <w:rPr>
+                <w:rFonts w:ascii="Times New Roman" w:eastAsia="Times New Roman" w:hAnsi="Times New Roman" w:cs="Times New Roman"/>
+                <w:kern w:val="0"/>
+                <w14:ligatures w14:val="none"/>
+              </w:rPr>
+              <w:t>Total Customers: 7,043</w:t>
+            </w:r>
+          </w:p>
+        </w:tc>
+        <w:tc>
+          <w:tcPr>
+            <w:tcW w:w="0" w:type="auto"/>
+            <w:vAlign w:val="center"/>
+            <w:hideMark/>
+          </w:tcPr>
+          <w:p>
+            <w:pPr>
+              <w:spacing w:after="0" w:line="240" w:lineRule="auto"/>
+              <w:rPr>
+                <w:rFonts w:ascii="Times New Roman" w:eastAsia="Times New Roman" w:hAnsi="Times New Roman" w:cs="Times New Roman"/>
+                <w:kern w:val="0"/>
+                <w14:ligatures w14:val="none"/>
+              </w:rPr>
+            </w:pPr>
+            <w:r>
+              <w:rPr>
+                <w:rFonts w:ascii="Courier New" w:eastAsia="Times New Roman" w:hAnsi="Courier New" w:cs="Courier New"/>
+                <w:kern w:val="0"/>
+                <w:sz w:val="20"/>
+                <w:szCs w:val="20"/>
+                <w14:ligatures w14:val="none"/>
+              </w:rPr>
+              <w:t>len(df)</w:t>
+            </w:r>
+            <w:r>
+              <w:rPr>
+                <w:rFonts w:ascii="Times New Roman" w:eastAsia="Times New Roman" w:hAnsi="Times New Roman" w:cs="Times New Roman"/>
+                <w:kern w:val="0"/>
+                <w14:ligatures w14:val="none"/>
+              </w:rPr>
+              <w:t xml:space="preserve"> = 7,043</w:t>
+            </w:r>
+          </w:p>
+        </w:tc>
+        <w:tc>
+          <w:tcPr>
+            <w:tcW w:w="0" w:type="auto"/>
+            <w:vAlign w:val="center"/>
+            <w:hideMark/>
+          </w:tcPr>
+          <w:p>
+            <w:pPr>
+              <w:spacing w:after="0" w:line="240" w:lineRule="auto"/>
+              <w:rPr>
+                <w:rFonts w:ascii="Times New Roman" w:eastAsia="Times New Roman" w:hAnsi="Times New Roman" w:cs="Times New Roman"/>
+                <w:kern w:val="0"/>
+                <w14:ligatures w14:val="none"/>
+              </w:rPr>
+            </w:pPr>
+            <w:r>
+              <w:rPr>
+                <w:rFonts w:ascii="Apple Color Emoji" w:eastAsia="Times New Roman" w:hAnsi="Apple Color Emoji" w:cs="Apple Color Emoji"/>
+                <w:kern w:val="0"/>
+                <w14:ligatures w14:val="none"/>
+              </w:rPr>
+              <w:t>✅</w:t>
+            </w:r>
+          </w:p>
+        </w:tc>
+      </w:tr>
+      <w:tr>
+        <w:trPr>
+          <w:tblCellSpacing w:w="15" w:type="dxa"/>
+        </w:trPr>
+        <w:tc>
+          <w:tcPr>
+            <w:tcW w:w="0" w:type="auto"/>
+            <w:vAlign w:val="center"/>
+            <w:hideMark/>
+          </w:tcPr>
+          <w:p>
+            <w:pPr>
+              <w:spacing w:after="0" w:line="240" w:lineRule="auto"/>
+              <w:rPr>
+                <w:rFonts w:ascii="Times New Roman" w:eastAsia="Times New Roman" w:hAnsi="Times New Roman" w:cs="Times New Roman"/>
+                <w:kern w:val="0"/>
+                <w14:ligatures w14:val="none"/>
+              </w:rPr>
+            </w:pPr>
+            <w:r>
+              <w:rPr>
+                <w:rFonts w:ascii="Times New Roman" w:eastAsia="Times New Roman" w:hAnsi="Times New Roman" w:cs="Times New Roman"/>
+                <w:kern w:val="0"/>
+                <w14:ligatures w14:val="none"/>
+              </w:rPr>
+              <w:t>Churn Rate: 26.5%</w:t>
+            </w:r>
+          </w:p>
+        </w:tc>
+        <w:tc>
+          <w:tcPr>
+            <w:tcW w:w="0" w:type="auto"/>
+            <w:vAlign w:val="center"/>
+            <w:hideMark/>
+          </w:tcPr>
+          <w:p>
+            <w:pPr>
+              <w:spacing w:after="0" w:line="240" w:lineRule="auto"/>
+              <w:rPr>
+                <w:rFonts w:ascii="Times New Roman" w:eastAsia="Times New Roman" w:hAnsi="Times New Roman" w:cs="Times New Roman"/>
+                <w:kern w:val="0"/>
+                <w14:ligatures w14:val="none"/>
+              </w:rPr>
+            </w:pPr>
+            <w:r>
+              <w:rPr>
+                <w:rFonts w:ascii="Times New Roman" w:eastAsia="Times New Roman" w:hAnsi="Times New Roman" w:cs="Times New Roman"/>
+                <w:kern w:val="0"/>
+                <w14:ligatures w14:val="none"/>
+              </w:rPr>
+              <w:t>(1,869 Yes / 7,043) = 26.54%</w:t>
+            </w:r>
+          </w:p>
+        </w:tc>
+        <w:tc>
+          <w:tcPr>
+            <w:tcW w:w="0" w:type="auto"/>
+            <w:vAlign w:val="center"/>
+            <w:hideMark/>
+          </w:tcPr>
+          <w:p>
+            <w:pPr>
+              <w:spacing w:after="0" w:line="240" w:lineRule="auto"/>
+              <w:rPr>
+                <w:rFonts w:ascii="Times New Roman" w:eastAsia="Times New Roman" w:hAnsi="Times New Roman" w:cs="Times New Roman"/>
+                <w:kern w:val="0"/>
+                <w14:ligatures w14:val="none"/>
+              </w:rPr>
+            </w:pPr>
+            <w:r>
+              <w:rPr>
+                <w:rFonts w:ascii="Apple Color Emoji" w:eastAsia="Times New Roman" w:hAnsi="Apple Color Emoji" w:cs="Apple Color Emoji"/>
+                <w:kern w:val="0"/>
+                <w14:ligatures w14:val="none"/>
+              </w:rPr>
+              <w:t>✅</w:t>
+            </w:r>
+          </w:p>
+        </w:tc>
+      </w:tr>
+      <w:tr>
+        <w:trPr>
+          <w:tblCellSpacing w:w="15" w:type="dxa"/>
+        </w:trPr>
+        <w:tc>
+          <w:tcPr>
+            <w:tcW w:w="0" w:type="auto"/>
+            <w:vAlign w:val="center"/>
+            <w:hideMark/>
+          </w:tcPr>
+          <w:p>
+            <w:pPr>
+              <w:spacing w:after="0" w:line="240" w:lineRule="auto"/>
+              <w:rPr>
+                <w:rFonts w:ascii="Times New Roman" w:eastAsia="Times New Roman" w:hAnsi="Times New Roman" w:cs="Times New Roman"/>
+                <w:kern w:val="0"/>
+                <w14:ligatures w14:val="none"/>
+              </w:rPr>
+            </w:pPr>
+            <w:r>
+              <w:rPr>
+                <w:rFonts w:ascii="Times New Roman" w:eastAsia="Times New Roman" w:hAnsi="Times New Roman" w:cs="Times New Roman"/>
+                <w:kern w:val="0"/>
+                <w14:ligatures w14:val="none"/>
+              </w:rPr>
+              <w:t>High Risk Customers: 1,058</w:t>
+            </w:r>
+          </w:p>
+        </w:tc>
+        <w:tc>
+          <w:tcPr>
+            <w:tcW w:w="0" w:type="auto"/>
+            <w:vAlign w:val="center"/>
+            <w:hideMark/>
+          </w:tcPr>
+          <w:p>
+            <w:pPr>
+              <w:spacing w:after="0" w:line="240" w:lineRule="auto"/>
+              <w:rPr>
+                <w:rFonts w:ascii="Times New Roman" w:eastAsia="Times New Roman" w:hAnsi="Times New Roman" w:cs="Times New Roman"/>
+                <w:kern w:val="0"/>
+                <w14:ligatures w14:val="none"/>
+              </w:rPr>
+            </w:pPr>
+            <w:r>
+              <w:rPr>
+                <w:rFonts w:ascii="Courier New" w:eastAsia="Times New Roman" w:hAnsi="Courier New" w:cs="Courier New"/>
+                <w:kern w:val="0"/>
+                <w:sz w:val="20"/>
+                <w:szCs w:val="20"/>
+                <w14:ligatures w14:val="none"/>
+              </w:rPr>
+              <w:t>Churn_Risk_Label == 'High Risk'</w:t>
+            </w:r>
+            <w:r>
+              <w:rPr>
+                <w:rFonts w:ascii="Times New Roman" w:eastAsia="Times New Roman" w:hAnsi="Times New Roman" w:cs="Times New Roman"/>
+                <w:kern w:val="0"/>
+                <w14:ligatures w14:val="none"/>
+              </w:rPr>
+              <w:t xml:space="preserve"> count = 1,058</w:t>
+            </w:r>
+          </w:p>
+        </w:tc>
+        <w:tc>
+          <w:tcPr>
+            <w:tcW w:w="0" w:type="auto"/>
+            <w:vAlign w:val="center"/>
+            <w:hideMark/>
+          </w:tcPr>
+          <w:p>
+            <w:pPr>
+              <w:spacing w:after="0" w:line="240" w:lineRule="auto"/>
+              <w:rPr>
+                <w:rFonts w:ascii="Times New Roman" w:eastAsia="Times New Roman" w:hAnsi="Times New Roman" w:cs="Times New Roman"/>
+                <w:kern w:val="0"/>
+                <w14:ligatures w14:val="none"/>
+              </w:rPr>
+            </w:pPr>
+            <w:r>
+              <w:rPr>
+                <w:rFonts w:ascii="Apple Color Emoji" w:eastAsia="Times New Roman" w:hAnsi="Apple Color Emoji" w:cs="Apple Color Emoji"/>
+                <w:kern w:val="0"/>
+                <w14:ligatures w14:val="none"/>
+              </w:rPr>
+              <w:t>✅</w:t>
+            </w:r>
+          </w:p>
+        </w:tc>
+      </w:tr>
+      <w:tr>
+        <w:trPr>
+          <w:tblCellSpacing w:w="15" w:type="dxa"/>
+        </w:trPr>
+        <w:tc>
+          <w:tcPr>
+            <w:tcW w:w="0" w:type="auto"/>
+            <w:vAlign w:val="center"/>
+            <w:hideMark/>
+          </w:tcPr>
+          <w:p>
+            <w:pPr>
+              <w:spacing w:after="0" w:line="240" w:lineRule="auto"/>
+              <w:rPr>
+                <w:rFonts w:ascii="Times New Roman" w:eastAsia="Times New Roman" w:hAnsi="Times New Roman" w:cs="Times New Roman"/>
+                <w:kern w:val="0"/>
+                <w14:ligatures w14:val="none"/>
+              </w:rPr>
+            </w:pPr>
+            <w:r>
+              <w:rPr>
+                <w:rFonts w:ascii="Times New Roman" w:eastAsia="Times New Roman" w:hAnsi="Times New Roman" w:cs="Times New Roman"/>
+                <w:kern w:val="0"/>
+                <w14:ligatures w14:val="none"/>
+              </w:rPr>
+              <w:t>Potential Revenue Loss: $83.15K</w:t>
+            </w:r>
+          </w:p>
+        </w:tc>
+        <w:tc>
+          <w:tcPr>
+            <w:tcW w:w="0" w:type="auto"/>
+            <w:vAlign w:val="center"/>
+            <w:hideMark/>
+          </w:tcPr>
+          <w:p>
+            <w:pPr>
+              <w:spacing w:after="0" w:line="240" w:lineRule="auto"/>
+              <w:rPr>
+                <w:rFonts w:ascii="Times New Roman" w:eastAsia="Times New Roman" w:hAnsi="Times New Roman" w:cs="Times New Roman"/>
+                <w:kern w:val="0"/>
+                <w14:ligatures w14:val="none"/>
+              </w:rPr>
+            </w:pPr>
+            <w:r>
+              <w:rPr>
+                <w:rFonts w:ascii="Times New Roman" w:eastAsia="Times New Roman" w:hAnsi="Times New Roman" w:cs="Times New Roman"/>
+                <w:kern w:val="0"/>
+                <w14:ligatures w14:val="none"/>
+              </w:rPr>
+              <w:t xml:space="preserve">Sum of </w:t>
+            </w:r>
+            <w:r>
+              <w:rPr>
+                <w:rFonts w:ascii="Courier New" w:eastAsia="Times New Roman" w:hAnsi="Courier New" w:cs="Courier New"/>
+                <w:kern w:val="0"/>
+                <w:sz w:val="20"/>
+                <w:szCs w:val="20"/>
+                <w14:ligatures w14:val="none"/>
+              </w:rPr>
+              <w:t>MonthlyCharges</w:t>
+            </w:r>
+            <w:r>
+              <w:rPr>
+                <w:rFonts w:ascii="Times New Roman" w:eastAsia="Times New Roman" w:hAnsi="Times New Roman" w:cs="Times New Roman"/>
+                <w:kern w:val="0"/>
+                <w14:ligatures w14:val="none"/>
+              </w:rPr>
+              <w:t xml:space="preserve"> for high-risk = $83,151.65</w:t>
+            </w:r>
+          </w:p>
+        </w:tc>
+        <w:tc>
+          <w:tcPr>
+            <w:tcW w:w="0" w:type="auto"/>
+            <w:vAlign w:val="center"/>
+            <w:hideMark/>
+          </w:tcPr>
+          <w:p>
+            <w:pPr>
+              <w:spacing w:after="0" w:line="240" w:lineRule="auto"/>
+              <w:rPr>
+                <w:rFonts w:ascii="Times New Roman" w:eastAsia="Times New Roman" w:hAnsi="Times New Roman" w:cs="Times New Roman"/>
+                <w:kern w:val="0"/>
+                <w14:ligatures w14:val="none"/>
+              </w:rPr>
+            </w:pPr>
+            <w:r>
+              <w:rPr>
+                <w:rFonts w:ascii="Apple Color Emoji" w:eastAsia="Times New Roman" w:hAnsi="Apple Color Emoji" w:cs="Apple Color Emoji"/>
+                <w:kern w:val="0"/>
+                <w14:ligatures w14:val="none"/>
+              </w:rPr>
+              <w:t>✅</w:t>
+            </w:r>
+          </w:p>
+        </w:tc>
+      </w:tr>
+      <w:tr>
+        <w:trPr>
+          <w:tblCellSpacing w:w="15" w:type="dxa"/>
+        </w:trPr>
+        <w:tc>
+          <w:tcPr>
+            <w:tcW w:w="0" w:type="auto"/>
+            <w:vAlign w:val="center"/>
+            <w:hideMark/>
+          </w:tcPr>
+          <w:p>
+            <w:pPr>
+              <w:spacing w:after="0" w:line="240" w:lineRule="auto"/>
+              <w:rPr>
+                <w:rFonts w:ascii="Times New Roman" w:eastAsia="Times New Roman" w:hAnsi="Times New Roman" w:cs="Times New Roman"/>
+                <w:kern w:val="0"/>
+                <w14:ligatures w14:val="none"/>
+              </w:rPr>
+            </w:pPr>
+            <w:r>
+              <w:rPr>
+                <w:rFonts w:ascii="Times New Roman" w:eastAsia="Times New Roman" w:hAnsi="Times New Roman" w:cs="Times New Roman"/>
+                <w:kern w:val="0"/>
+                <w14:ligatures w14:val="none"/>
+              </w:rPr>
+              <w:t>Risk tier counts (Low 4,299 / Medium 1,686 / High 1,058)</w:t>
+            </w:r>
+          </w:p>
+        </w:tc>
+        <w:tc>
+          <w:tcPr>
+            <w:tcW w:w="0" w:type="auto"/>
+            <w:vAlign w:val="center"/>
+            <w:hideMark/>
+          </w:tcPr>
+          <w:p>
+            <w:pPr>
+              <w:spacing w:after="0" w:line="240" w:lineRule="auto"/>
+              <w:rPr>
+                <w:rFonts w:ascii="Times New Roman" w:eastAsia="Times New Roman" w:hAnsi="Times New Roman" w:cs="Times New Roman"/>
+                <w:kern w:val="0"/>
+                <w14:ligatures w14:val="none"/>
+              </w:rPr>
+            </w:pPr>
+            <w:r>
+              <w:rPr>
+                <w:rFonts w:ascii="Times New Roman" w:eastAsia="Times New Roman" w:hAnsi="Times New Roman" w:cs="Times New Roman"/>
+                <w:kern w:val="0"/>
+                <w14:ligatures w14:val="none"/>
+              </w:rPr>
+              <w:t>Direct value_counts, sums to 7,043</w:t>
+            </w:r>
+          </w:p>
+        </w:tc>
+        <w:tc>
+          <w:tcPr>
+            <w:tcW w:w="0" w:type="auto"/>
+            <w:vAlign w:val="center"/>
+            <w:hideMark/>
+          </w:tcPr>
+          <w:p>
+            <w:pPr>
+              <w:spacing w:after="0" w:line="240" w:lineRule="auto"/>
+              <w:rPr>
+                <w:rFonts w:ascii="Times New Roman" w:eastAsia="Times New Roman" w:hAnsi="Times New Roman" w:cs="Times New Roman"/>
+                <w:kern w:val="0"/>
+                <w14:ligatures w14:val="none"/>
+              </w:rPr>
+            </w:pPr>
+            <w:r>
+              <w:rPr>
+                <w:rFonts w:ascii="Apple Color Emoji" w:eastAsia="Times New Roman" w:hAnsi="Apple Color Emoji" w:cs="Apple Color Emoji"/>
+                <w:kern w:val="0"/>
+                <w14:ligatures w14:val="none"/>
+              </w:rPr>
+              <w:t>✅</w:t>
+            </w:r>
+          </w:p>
+        </w:tc>
+      </w:tr>
+      <w:tr>
+        <w:trPr>
+          <w:tblCellSpacing w:w="15" w:type="dxa"/>
+        </w:trPr>
+        <w:tc>
+          <w:tcPr>
+            <w:tcW w:w="0" w:type="auto"/>
+            <w:vAlign w:val="center"/>
+            <w:hideMark/>
+          </w:tcPr>
+          <w:p>
+            <w:pPr>
+              <w:spacing w:after="0" w:line="240" w:lineRule="auto"/>
+              <w:rPr>
+                <w:rFonts w:ascii="Times New Roman" w:eastAsia="Times New Roman" w:hAnsi="Times New Roman" w:cs="Times New Roman"/>
+                <w:kern w:val="0"/>
+                <w14:ligatures w14:val="none"/>
+              </w:rPr>
+            </w:pPr>
+            <w:r>
+              <w:rPr>
+                <w:rFonts w:ascii="Times New Roman" w:eastAsia="Times New Roman" w:hAnsi="Times New Roman" w:cs="Times New Roman"/>
+                <w:kern w:val="0"/>
+                <w14:ligatures w14:val="none"/>
+              </w:rPr>
+              <w:t>Payment method × risk (all 4 rows)</w:t>
+            </w:r>
+          </w:p>
+        </w:tc>
+        <w:tc>
+          <w:tcPr>
+            <w:tcW w:w="0" w:type="auto"/>
+            <w:vAlign w:val="center"/>
+            <w:hideMark/>
+          </w:tcPr>
+          <w:p>
+            <w:pPr>
+              <w:spacing w:after="0" w:line="240" w:lineRule="auto"/>
+              <w:rPr>
+                <w:rFonts w:ascii="Times New Roman" w:eastAsia="Times New Roman" w:hAnsi="Times New Roman" w:cs="Times New Roman"/>
+                <w:kern w:val="0"/>
+                <w14:ligatures w14:val="none"/>
+              </w:rPr>
+            </w:pPr>
+            <w:r>
+              <w:rPr>
+                <w:rFonts w:ascii="Times New Roman" w:eastAsia="Times New Roman" w:hAnsi="Times New Roman" w:cs="Times New Roman"/>
+                <w:kern w:val="0"/>
+                <w14:ligatures w14:val="none"/>
+              </w:rPr>
+              <w:t>Recomputed crosstab — exact match</w:t>
+            </w:r>
+          </w:p>
+        </w:tc>
+        <w:tc>
+          <w:tcPr>
+            <w:tcW w:w="0" w:type="auto"/>
+            <w:vAlign w:val="center"/>
+            <w:hideMark/>
+          </w:tcPr>
+          <w:p>
+            <w:pPr>
+              <w:spacing w:after="0" w:line="240" w:lineRule="auto"/>
+              <w:rPr>
+                <w:rFonts w:ascii="Times New Roman" w:eastAsia="Times New Roman" w:hAnsi="Times New Roman" w:cs="Times New Roman"/>
+                <w:kern w:val="0"/>
+                <w14:ligatures w14:val="none"/>
+              </w:rPr>
+            </w:pPr>
+            <w:r>
+              <w:rPr>
+                <w:rFonts w:ascii="Apple Color Emoji" w:eastAsia="Times New Roman" w:hAnsi="Apple Color Emoji" w:cs="Apple Color Emoji"/>
+                <w:kern w:val="0"/>
+                <w14:ligatures w14:val="none"/>
+              </w:rPr>
+              <w:t>✅</w:t>
+            </w:r>
+          </w:p>
+        </w:tc>
+      </w:tr>
+      <w:tr>
+        <w:trPr>
+          <w:tblCellSpacing w:w="15" w:type="dxa"/>
+        </w:trPr>
+        <w:tc>
+          <w:tcPr>
+            <w:tcW w:w="0" w:type="auto"/>
+            <w:vAlign w:val="center"/>
+            <w:hideMark/>
+          </w:tcPr>
+          <w:p>
+            <w:pPr>
+              <w:spacing w:after="0" w:line="240" w:lineRule="auto"/>
+              <w:rPr>
+                <w:rFonts w:ascii="Times New Roman" w:eastAsia="Times New Roman" w:hAnsi="Times New Roman" w:cs="Times New Roman"/>
+                <w:kern w:val="0"/>
+                <w14:ligatures w14:val="none"/>
+              </w:rPr>
+            </w:pPr>
+            <w:r>
+              <w:rPr>
+                <w:rFonts w:ascii="Times New Roman" w:eastAsia="Times New Roman" w:hAnsi="Times New Roman" w:cs="Times New Roman"/>
+                <w:kern w:val="0"/>
+                <w14:ligatures w14:val="none"/>
+              </w:rPr>
+              <w:t>Contract × risk (all 3 rows)</w:t>
+            </w:r>
+          </w:p>
+        </w:tc>
+        <w:tc>
+          <w:tcPr>
+            <w:tcW w:w="0" w:type="auto"/>
+            <w:vAlign w:val="center"/>
+            <w:hideMark/>
+          </w:tcPr>
+          <w:p>
+            <w:pPr>
+              <w:spacing w:after="0" w:line="240" w:lineRule="auto"/>
+              <w:rPr>
+                <w:rFonts w:ascii="Times New Roman" w:eastAsia="Times New Roman" w:hAnsi="Times New Roman" w:cs="Times New Roman"/>
+                <w:kern w:val="0"/>
+                <w14:ligatures w14:val="none"/>
+              </w:rPr>
+            </w:pPr>
+            <w:r>
+              <w:rPr>
+                <w:rFonts w:ascii="Times New Roman" w:eastAsia="Times New Roman" w:hAnsi="Times New Roman" w:cs="Times New Roman"/>
+                <w:kern w:val="0"/>
+                <w14:ligatures w14:val="none"/>
+              </w:rPr>
+              <w:t>Recomputed crosstab — exact match</w:t>
+            </w:r>
+          </w:p>
+        </w:tc>
+        <w:tc>
+          <w:tcPr>
+            <w:tcW w:w="0" w:type="auto"/>
+            <w:vAlign w:val="center"/>
+            <w:hideMark/>
+          </w:tcPr>
+          <w:p>
+            <w:pPr>
+              <w:spacing w:after="0" w:line="240" w:lineRule="auto"/>
+              <w:rPr>
+                <w:rFonts w:ascii="Times New Roman" w:eastAsia="Times New Roman" w:hAnsi="Times New Roman" w:cs="Times New Roman"/>
+                <w:kern w:val="0"/>
+                <w14:ligatures w14:val="none"/>
+              </w:rPr>
+            </w:pPr>
+            <w:r>
+              <w:rPr>
+                <w:rFonts w:ascii="Apple Color Emoji" w:eastAsia="Times New Roman" w:hAnsi="Apple Color Emoji" w:cs="Apple Color Emoji"/>
+                <w:kern w:val="0"/>
+                <w14:ligatures w14:val="none"/>
+              </w:rPr>
+              <w:t>✅</w:t>
+            </w:r>
+          </w:p>
+        </w:tc>
+      </w:tr>
+      <w:tr>
+        <w:trPr>
+          <w:tblCellSpacing w:w="15" w:type="dxa"/>
+        </w:trPr>
+        <w:tc>
+          <w:tcPr>
+            <w:tcW w:w="0" w:type="auto"/>
+            <w:vAlign w:val="center"/>
+            <w:hideMark/>
+          </w:tcPr>
+          <w:p>
+            <w:pPr>
+              <w:spacing w:after="0" w:line="240" w:lineRule="auto"/>
+              <w:rPr>
+                <w:rFonts w:ascii="Times New Roman" w:eastAsia="Times New Roman" w:hAnsi="Times New Roman" w:cs="Times New Roman"/>
+                <w:kern w:val="0"/>
+                <w14:ligatures w14:val="none"/>
+              </w:rPr>
+            </w:pPr>
+            <w:r>
+              <w:rPr>
+                <w:rFonts w:ascii="Times New Roman" w:eastAsia="Times New Roman" w:hAnsi="Times New Roman" w:cs="Times New Roman"/>
+                <w:kern w:val="0"/>
+                <w14:ligatures w14:val="none"/>
+              </w:rPr>
+              <w:t>Probability distribution (all 19 bins)</w:t>
+            </w:r>
+          </w:p>
+        </w:tc>
+        <w:tc>
+          <w:tcPr>
+            <w:tcW w:w="0" w:type="auto"/>
+            <w:vAlign w:val="center"/>
+            <w:hideMark/>
+          </w:tcPr>
+          <w:p>
+            <w:pPr>
+              <w:spacing w:after="0" w:line="240" w:lineRule="auto"/>
+              <w:rPr>
+                <w:rFonts w:ascii="Times New Roman" w:eastAsia="Times New Roman" w:hAnsi="Times New Roman" w:cs="Times New Roman"/>
+                <w:kern w:val="0"/>
+                <w14:ligatures w14:val="none"/>
+              </w:rPr>
+            </w:pPr>
+            <w:r>
+              <w:rPr>
+                <w:rFonts w:ascii="Times New Roman" w:eastAsia="Times New Roman" w:hAnsi="Times New Roman" w:cs="Times New Roman"/>
+                <w:kern w:val="0"/>
+                <w14:ligatures w14:val="none"/>
+              </w:rPr>
+              <w:t xml:space="preserve">Recomputed with </w:t>
+            </w:r>
+            <w:r>
+              <w:rPr>
+                <w:rFonts w:ascii="Courier New" w:eastAsia="Times New Roman" w:hAnsi="Courier New" w:cs="Courier New"/>
+                <w:kern w:val="0"/>
+                <w:sz w:val="20"/>
+                <w:szCs w:val="20"/>
+                <w14:ligatures w14:val="none"/>
+              </w:rPr>
+              <w:t>pd.cut</w:t>
+            </w:r>
+            <w:r>
+              <w:rPr>
+                <w:rFonts w:ascii="Times New Roman" w:eastAsia="Times New Roman" w:hAnsi="Times New Roman" w:cs="Times New Roman"/>
+                <w:kern w:val="0"/>
+                <w14:ligatures w14:val="none"/>
+              </w:rPr>
+              <w:t>, sums to 7,043</w:t>
+            </w:r>
+          </w:p>
+        </w:tc>
+        <w:tc>
+          <w:tcPr>
+            <w:tcW w:w="0" w:type="auto"/>
+            <w:vAlign w:val="center"/>
+            <w:hideMark/>
+          </w:tcPr>
+          <w:p>
+            <w:pPr>
+              <w:spacing w:after="0" w:line="240" w:lineRule="auto"/>
+              <w:rPr>
+                <w:rFonts w:ascii="Times New Roman" w:eastAsia="Times New Roman" w:hAnsi="Times New Roman" w:cs="Times New Roman"/>
+                <w:kern w:val="0"/>
+                <w14:ligatures w14:val="none"/>
+              </w:rPr>
+            </w:pPr>
+            <w:r>
+              <w:rPr>
+                <w:rFonts w:ascii="Apple Color Emoji" w:eastAsia="Times New Roman" w:hAnsi="Apple Color Emoji" w:cs="Apple Color Emoji"/>
+                <w:kern w:val="0"/>
+                <w14:ligatures w14:val="none"/>
+              </w:rPr>
+              <w:t>✅</w:t>
+            </w:r>
+          </w:p>
+        </w:tc>
+      </w:tr>
+      <w:tr>
+        <w:trPr>
+          <w:tblCellSpacing w:w="15" w:type="dxa"/>
+        </w:trPr>
+        <w:tc>
+          <w:tcPr>
+            <w:tcW w:w="0" w:type="auto"/>
+            <w:vAlign w:val="center"/>
+            <w:hideMark/>
+          </w:tcPr>
+          <w:p>
+            <w:pPr>
+              <w:spacing w:after="0" w:line="240" w:lineRule="auto"/>
+              <w:rPr>
+                <w:rFonts w:ascii="Times New Roman" w:eastAsia="Times New Roman" w:hAnsi="Times New Roman" w:cs="Times New Roman"/>
+                <w:kern w:val="0"/>
+                <w14:ligatures w14:val="none"/>
+              </w:rPr>
+            </w:pPr>
+            <w:r>
+              <w:rPr>
+                <w:rFonts w:ascii="Times New Roman" w:eastAsia="Times New Roman" w:hAnsi="Times New Roman" w:cs="Times New Roman"/>
+                <w:kern w:val="0"/>
+                <w14:ligatures w14:val="none"/>
+              </w:rPr>
+              <w:t>"All high-risk customers are month-to-month"</w:t>
+            </w:r>
+          </w:p>
+        </w:tc>
+        <w:tc>
+          <w:tcPr>
+            <w:tcW w:w="0" w:type="auto"/>
+            <w:vAlign w:val="center"/>
+            <w:hideMark/>
+          </w:tcPr>
+          <w:p>
+            <w:pPr>
+              <w:spacing w:after="0" w:line="240" w:lineRule="auto"/>
+              <w:rPr>
+                <w:rFonts w:ascii="Times New Roman" w:eastAsia="Times New Roman" w:hAnsi="Times New Roman" w:cs="Times New Roman"/>
+                <w:kern w:val="0"/>
+                <w14:ligatures w14:val="none"/>
+              </w:rPr>
+            </w:pPr>
+            <w:r>
+              <w:rPr>
+                <w:rFonts w:ascii="Times New Roman" w:eastAsia="Times New Roman" w:hAnsi="Times New Roman" w:cs="Times New Roman"/>
+                <w:kern w:val="0"/>
+                <w14:ligatures w14:val="none"/>
+              </w:rPr>
+              <w:t>Confirmed: 1,058 high-risk on Month-to-month, 0 on One/Two year</w:t>
+            </w:r>
+          </w:p>
+        </w:tc>
+        <w:tc>
+          <w:tcPr>
+            <w:tcW w:w="0" w:type="auto"/>
+            <w:vAlign w:val="center"/>
+            <w:hideMark/>
+          </w:tcPr>
+          <w:p>
+            <w:pPr>
+              <w:spacing w:after="0" w:line="240" w:lineRule="auto"/>
+              <w:rPr>
+                <w:rFonts w:ascii="Times New Roman" w:eastAsia="Times New Roman" w:hAnsi="Times New Roman" w:cs="Times New Roman"/>
+                <w:kern w:val="0"/>
+                <w14:ligatures w14:val="none"/>
+              </w:rPr>
+            </w:pPr>
+            <w:r>
+              <w:rPr>
+                <w:rFonts w:ascii="Apple Color Emoji" w:eastAsia="Times New Roman" w:hAnsi="Apple Color Emoji" w:cs="Apple Color Emoji"/>
+                <w:kern w:val="0"/>
+                <w14:ligatures w14:val="none"/>
+              </w:rPr>
+              <w:t>✅</w:t>
+            </w:r>
+          </w:p>
+        </w:tc>
+      </w:tr>
+      <w:tr>
+        <w:trPr>
+          <w:tblCellSpacing w:w="15" w:type="dxa"/>
+        </w:trPr>
+        <w:tc>
+          <w:tcPr>
+            <w:tcW w:w="0" w:type="auto"/>
+            <w:vAlign w:val="center"/>
+            <w:hideMark/>
+          </w:tcPr>
+          <w:p>
+            <w:pPr>
+              <w:spacing w:after="0" w:line="240" w:lineRule="auto"/>
+              <w:rPr>
+                <w:rFonts w:ascii="Times New Roman" w:eastAsia="Times New Roman" w:hAnsi="Times New Roman" w:cs="Times New Roman"/>
+                <w:kern w:val="0"/>
+                <w14:ligatures w14:val="none"/>
+              </w:rPr>
+            </w:pPr>
+            <w:r>
+              <w:rPr>
+                <w:rFonts w:ascii="Times New Roman" w:eastAsia="Times New Roman" w:hAnsi="Times New Roman" w:cs="Times New Roman"/>
+                <w:kern w:val="0"/>
+                <w14:ligatures w14:val="none"/>
+              </w:rPr>
+              <w:t>"~75% pay by electronic check"</w:t>
+            </w:r>
+          </w:p>
+        </w:tc>
+        <w:tc>
+          <w:tcPr>
+            <w:tcW w:w="0" w:type="auto"/>
+            <w:vAlign w:val="center"/>
+            <w:hideMark/>
+          </w:tcPr>
+          <w:p>
+            <w:pPr>
+              <w:spacing w:after="0" w:line="240" w:lineRule="auto"/>
+              <w:rPr>
+                <w:rFonts w:ascii="Times New Roman" w:eastAsia="Times New Roman" w:hAnsi="Times New Roman" w:cs="Times New Roman"/>
+                <w:kern w:val="0"/>
+                <w14:ligatures w14:val="none"/>
+              </w:rPr>
+            </w:pPr>
+            <w:r>
+              <w:rPr>
+                <w:rFonts w:ascii="Times New Roman" w:eastAsia="Times New Roman" w:hAnsi="Times New Roman" w:cs="Times New Roman"/>
+                <w:kern w:val="0"/>
+                <w14:ligatures w14:val="none"/>
+              </w:rPr>
+              <w:t>789 / 1,058 = 74.57%, rounds to 75%</w:t>
+            </w:r>
+          </w:p>
+        </w:tc>
+        <w:tc>
+          <w:tcPr>
+            <w:tcW w:w="0" w:type="auto"/>
+            <w:vAlign w:val="center"/>
+            <w:hideMark/>
+          </w:tcPr>
+          <w:p>
+            <w:pPr>
+              <w:spacing w:after="0" w:line="240" w:lineRule="auto"/>
+              <w:rPr>
+                <w:rFonts w:ascii="Times New Roman" w:eastAsia="Times New Roman" w:hAnsi="Times New Roman" w:cs="Times New Roman"/>
+                <w:kern w:val="0"/>
+                <w14:ligatures w14:val="none"/>
+              </w:rPr>
+            </w:pPr>
+            <w:r>
+              <w:rPr>
+                <w:rFonts w:ascii="Apple Color Emoji" w:eastAsia="Times New Roman" w:hAnsi="Apple Color Emoji" w:cs="Apple Color Emoji"/>
+                <w:kern w:val="0"/>
+                <w14:ligatures w14:val="none"/>
+              </w:rPr>
+              <w:t>✅</w:t>
+            </w:r>
+          </w:p>
+        </w:tc>
+      </w:tr>
+    </w:tbl>
+    <w:p>
+      <w:pPr>
+        <w:spacing w:before="100" w:beforeAutospacing="1" w:after="100" w:afterAutospacing="1" w:line="240" w:lineRule="auto"/>
+        <w:rPr>
+          <w:rFonts w:ascii="Times New Roman" w:eastAsia="Times New Roman" w:hAnsi="Times New Roman" w:cs="Times New Roman"/>
+          <w:kern w:val="0"/>
+          <w14:ligatures w14:val="none"/>
+        </w:rPr>
+      </w:pPr>
+      <w:r>
+        <w:rPr>
+          <w:rFonts w:ascii="Times New Roman" w:eastAsia="Times New Roman" w:hAnsi="Times New Roman" w:cs="Times New Roman"/>
+          <w:kern w:val="0"/>
+          <w14:ligatures w14:val="none"/>
+        </w:rPr>
+        <w:t xml:space="preserve">One thing worth flagging honestly: </w:t>
+      </w:r>
+      <w:r>
+        <w:rPr>
+          <w:rFonts w:ascii="Times New Roman" w:eastAsia="Times New Roman" w:hAnsi="Times New Roman" w:cs="Times New Roman"/>
+          <w:b/>
+          <w:bCs/>
+          <w:kern w:val="0"/>
+          <w14:ligatures w14:val="none"/>
+        </w:rPr>
+        <w:t>"Potential Revenue Loss" is monthly recurring revenue at risk, not a one-time loss</w:t>
+      </w:r>
+      <w:r>
+        <w:rPr>
+          <w:rFonts w:ascii="Times New Roman" w:eastAsia="Times New Roman" w:hAnsi="Times New Roman" w:cs="Times New Roman"/>
+          <w:kern w:val="0"/>
+          <w14:ligatures w14:val="none"/>
+        </w:rPr>
+        <w:t xml:space="preserve"> — $83.15K is what you'd lose </w:t>
+      </w:r>
+      <w:r>
+        <w:rPr>
+          <w:rFonts w:ascii="Times New Roman" w:eastAsia="Times New Roman" w:hAnsi="Times New Roman" w:cs="Times New Roman"/>
+          <w:i/>
+          <w:iCs/>
+          <w:kern w:val="0"/>
+          <w14:ligatures w14:val="none"/>
+        </w:rPr>
+        <w:t>per month</w:t>
+      </w:r>
+      <w:r>
+        <w:rPr>
+          <w:rFonts w:ascii="Times New Roman" w:eastAsia="Times New Roman" w:hAnsi="Times New Roman" w:cs="Times New Roman"/>
+          <w:kern w:val="0"/>
+          <w14:ligatures w14:val="none"/>
+        </w:rPr>
+        <w:t xml:space="preserve"> in billing if every high-risk customer churned, not a single lump sum. Your original screenshot's $129.45K label had the same ambiguity, so I kept the same phrasing for consistency, but if this goes in front of stakeholders it's worth relabeling as "Monthly Revenue at Risk" so nobody misreads it as a one-time number.</w:t>
+      </w:r>
+    </w:p>
+    <w:p>
+      <w:pPr>
+        <w:spacing w:before="100" w:beforeAutospacing="1" w:after="100" w:afterAutospacing="1" w:line="240" w:lineRule="auto"/>
+        <w:rPr>
+          <w:rFonts w:ascii="Times New Roman" w:eastAsia="Times New Roman" w:hAnsi="Times New Roman" w:cs="Times New Roman"/>
+          <w:kern w:val="0"/>
+          <w14:ligatures w14:val="none"/>
+        </w:rPr>
+      </w:pPr>
+      <w:r>
+        <w:rPr>
+          <w:rFonts w:ascii="Times New Roman" w:eastAsia="Times New Roman" w:hAnsi="Times New Roman" w:cs="Times New Roman"/>
+          <w:kern w:val="0"/>
+          <w14:ligatures w14:val="none"/>
+        </w:rPr>
+        <w:t xml:space="preserve">Everything else is a direct, unmodified pull from </w:t>
+      </w:r>
+      <w:r>
+        <w:rPr>
+          <w:rFonts w:ascii="Courier New" w:eastAsia="Times New Roman" w:hAnsi="Courier New" w:cs="Courier New"/>
+          <w:kern w:val="0"/>
+          <w:sz w:val="20"/>
+          <w:szCs w:val="20"/>
+          <w14:ligatures w14:val="none"/>
+        </w:rPr>
+        <w:t>churn_predictions_for_tableau.csv</w:t>
+      </w:r>
+      <w:r>
+        <w:rPr>
+          <w:rFonts w:ascii="Times New Roman" w:eastAsia="Times New Roman" w:hAnsi="Times New Roman" w:cs="Times New Roman"/>
+          <w:kern w:val="0"/>
+          <w14:ligatures w14:val="none"/>
+        </w:rPr>
+        <w:t xml:space="preserve"> — no estimates or assumptions layered on top.</w:t>
       </w:r>
     </w:p>
     <w:p/>
@@ -27243,6 +28321,7 @@
   <w:num w:numId="107" w16cid:durableId="1001855732">
     <w:abstractNumId w:val="85"/>
   </w:num>
+  <w:numIdMacAtCleanup w:val="107"/>
 </w:numbering>
 </file>
 
@@ -28270,6 +29349,19 @@
     <w:basedOn w:val="DefaultParagraphFont"/>
     <w:rsid w:val="00D906B3"/>
   </w:style>
+  <w:style w:type="paragraph" w:customStyle="1" w:styleId="font-claude-response-body">
+    <w:name w:val="font-claude-response-body"/>
+    <w:basedOn w:val="Normal"/>
+    <w:rsid w:val="00E86DD0"/>
+    <w:pPr>
+      <w:spacing w:before="100" w:beforeAutospacing="1" w:after="100" w:afterAutospacing="1" w:line="240" w:lineRule="auto"/>
+    </w:pPr>
+    <w:rPr>
+      <w:rFonts w:ascii="Times New Roman" w:eastAsia="Times New Roman" w:hAnsi="Times New Roman" w:cs="Times New Roman"/>
+      <w:kern w:val="0"/>
+      <w14:ligatures w14:val="none"/>
+    </w:rPr>
+  </w:style>
 </w:styles>
 </file>
 
